--- a/Docs/Study_materials/Helios_Artemis_Study_Guide.docx
+++ b/Docs/Study_materials/Helios_Artemis_Study_Guide.docx
@@ -4134,7 +4134,7 @@
         <w:pStyle w:val="Heading2"/>
       </w:pPr>
       <w:r>
-        <w:t>5.2  MPPT Efficiency vs All Algorithms (Monte Carlo N=200)</w:t>
+        <w:t>5.2  MPPT Efficiency vs All Algorithms (Monte Carlo N=30)</w:t>
       </w:r>
     </w:p>
     <w:tbl>
